--- a/Protocolo PRISMA/PRISMA_2020_flow_diagram_new_SRs_v2.docx
+++ b/Protocolo PRISMA/PRISMA_2020_flow_diagram_new_SRs_v2.docx
@@ -1700,15 +1700,6 @@
                               </w:rPr>
                               <w:t>:</w:t>
                             </w:r>
-                            <w:r>
-                              <w:rPr>
-                                <w:rFonts w:ascii="Arial" w:hAnsi="Arial" w:cs="Arial"/>
-                                <w:color w:val="000000" w:themeColor="text1"/>
-                                <w:sz w:val="18"/>
-                                <w:szCs w:val="20"/>
-                              </w:rPr>
-                              <w:t>}</w:t>
-                            </w:r>
                           </w:p>
                           <w:p>
                             <w:pPr>
@@ -1799,7 +1790,6 @@
                                 <w:szCs w:val="20"/>
                               </w:rPr>
                             </w:pPr>
-                            <w:proofErr w:type="spellStart"/>
                             <w:r>
                               <w:rPr>
                                 <w:rFonts w:ascii="Arial" w:hAnsi="Arial" w:cs="Arial"/>
@@ -1809,7 +1799,6 @@
                               </w:rPr>
                               <w:t>WoS</w:t>
                             </w:r>
-                            <w:proofErr w:type="spellEnd"/>
                             <w:r>
                               <w:rPr>
                                 <w:rFonts w:ascii="Arial" w:hAnsi="Arial" w:cs="Arial"/>
@@ -1957,15 +1946,6 @@
                         </w:rPr>
                         <w:t>:</w:t>
                       </w:r>
-                      <w:r>
-                        <w:rPr>
-                          <w:rFonts w:ascii="Arial" w:hAnsi="Arial" w:cs="Arial"/>
-                          <w:color w:val="000000" w:themeColor="text1"/>
-                          <w:sz w:val="18"/>
-                          <w:szCs w:val="20"/>
-                        </w:rPr>
-                        <w:t>}</w:t>
-                      </w:r>
                     </w:p>
                     <w:p>
                       <w:pPr>
@@ -2056,7 +2036,6 @@
                           <w:szCs w:val="20"/>
                         </w:rPr>
                       </w:pPr>
-                      <w:proofErr w:type="spellStart"/>
                       <w:r>
                         <w:rPr>
                           <w:rFonts w:ascii="Arial" w:hAnsi="Arial" w:cs="Arial"/>
@@ -2066,7 +2045,6 @@
                         </w:rPr>
                         <w:t>WoS</w:t>
                       </w:r>
-                      <w:proofErr w:type="spellEnd"/>
                       <w:r>
                         <w:rPr>
                           <w:rFonts w:ascii="Arial" w:hAnsi="Arial" w:cs="Arial"/>
@@ -5279,7 +5257,6 @@
                                 <w:lang w:val="es-CL"/>
                               </w:rPr>
                             </w:pPr>
-                            <w:proofErr w:type="spellStart"/>
                             <w:r>
                               <w:rPr>
                                 <w:rFonts w:ascii="Arial" w:hAnsi="Arial" w:cs="Arial"/>
@@ -5288,31 +5265,8 @@
                                 <w:szCs w:val="20"/>
                                 <w:lang w:val="es-CL"/>
                               </w:rPr>
-                              <w:t>complementary</w:t>
-                            </w:r>
-                            <w:proofErr w:type="spellEnd"/>
-                            <w:r>
-                              <w:rPr>
-                                <w:rFonts w:ascii="Arial" w:hAnsi="Arial" w:cs="Arial"/>
-                                <w:color w:val="000000" w:themeColor="text1"/>
-                                <w:sz w:val="18"/>
-                                <w:szCs w:val="20"/>
-                                <w:lang w:val="es-CL"/>
-                              </w:rPr>
-                              <w:t xml:space="preserve"> </w:t>
-                            </w:r>
-                            <w:proofErr w:type="spellStart"/>
-                            <w:r>
-                              <w:rPr>
-                                <w:rFonts w:ascii="Arial" w:hAnsi="Arial" w:cs="Arial"/>
-                                <w:color w:val="000000" w:themeColor="text1"/>
-                                <w:sz w:val="18"/>
-                                <w:szCs w:val="20"/>
-                                <w:lang w:val="es-CL"/>
-                              </w:rPr>
-                              <w:t>search</w:t>
-                            </w:r>
-                            <w:proofErr w:type="spellEnd"/>
+                              <w:t>complementary search</w:t>
+                            </w:r>
                           </w:p>
                           <w:p>
                             <w:pPr>
@@ -5571,7 +5525,6 @@
                           <w:lang w:val="es-CL"/>
                         </w:rPr>
                       </w:pPr>
-                      <w:proofErr w:type="spellStart"/>
                       <w:r>
                         <w:rPr>
                           <w:rFonts w:ascii="Arial" w:hAnsi="Arial" w:cs="Arial"/>
@@ -5580,31 +5533,8 @@
                           <w:szCs w:val="20"/>
                           <w:lang w:val="es-CL"/>
                         </w:rPr>
-                        <w:t>complementary</w:t>
-                      </w:r>
-                      <w:proofErr w:type="spellEnd"/>
-                      <w:r>
-                        <w:rPr>
-                          <w:rFonts w:ascii="Arial" w:hAnsi="Arial" w:cs="Arial"/>
-                          <w:color w:val="000000" w:themeColor="text1"/>
-                          <w:sz w:val="18"/>
-                          <w:szCs w:val="20"/>
-                          <w:lang w:val="es-CL"/>
-                        </w:rPr>
-                        <w:t xml:space="preserve"> </w:t>
-                      </w:r>
-                      <w:proofErr w:type="spellStart"/>
-                      <w:r>
-                        <w:rPr>
-                          <w:rFonts w:ascii="Arial" w:hAnsi="Arial" w:cs="Arial"/>
-                          <w:color w:val="000000" w:themeColor="text1"/>
-                          <w:sz w:val="18"/>
-                          <w:szCs w:val="20"/>
-                          <w:lang w:val="es-CL"/>
-                        </w:rPr>
-                        <w:t>search</w:t>
-                      </w:r>
-                      <w:proofErr w:type="spellEnd"/>
+                        <w:t>complementary search</w:t>
+                      </w:r>
                     </w:p>
                     <w:p>
                       <w:pPr>
@@ -8573,6 +8503,7 @@
   <w:style w:type="character" w:default="1" w:styleId="DefaultParagraphFont">
     <w:name w:val="Default Paragraph Font"/>
     <w:uiPriority w:val="1"/>
+    <w:semiHidden/>
     <w:unhideWhenUsed/>
   </w:style>
   <w:style w:type="table" w:default="1" w:styleId="TableNormal">
